--- a/sop-archiv/docs/validacia/SOP-SA-01 Používanie aplikácie SOP Archív.docx
+++ b/sop-archiv/docs/validacia/SOP-SA-01 Používanie aplikácie SOP Archív.docx
@@ -1610,6 +1610,27 @@
       </w:pPr>
       <w:r>
         <w:t xml:space="preserve">Nová verzia aplikácie sa pred nasadením posúdi v rámci riadenia zmien; rozsah opätovného testovania určí manažér kvality podľa rizika.</w:t>
+      </w:r>
+    </w:p>
+    <w:p>
+      <w:pPr>
+        <w:pStyle w:val="ListParagraph"/>
+        <w:numPr>
+          <w:ilvl w:val="0"/>
+          <w:numId w:val="1"/>
+        </w:numPr>
+      </w:pPr>
+      <w:r>
+        <w:t xml:space="preserve">Novú verziu inštaluje správca v aplikácii (Nastavenia → O aplikácii → Skontrolovať aktualizácie → Stiahnuť a nainštalovať) až po prečítaní časti „Čo je nové“ a posúdení zmeny. Aplikácia pred inštaláciou overí odtlačok (SHA-256) stiahnutého súboru; inštalácia a zmena verzie sa zapíšu do auditného záznamu. Ak archív používa viac počítačov, aktualizujú sa všetky </w:t>
+      </w:r>
+      <w:r>
+        <w:rPr>
+          <w:highlight w:val="yellow"/>
+        </w:rPr>
+        <w:t xml:space="preserve">[DOPLNIŤ: v ten istý deň]</w:t>
+      </w:r>
+      <w:r>
+        <w:t xml:space="preserve">.</w:t>
       </w:r>
     </w:p>
     <w:p>

--- a/sop-archiv/docs/validacia/SOP-SA-01 Používanie aplikácie SOP Archív.docx
+++ b/sop-archiv/docs/validacia/SOP-SA-01 Používanie aplikácie SOP Archív.docx
@@ -607,7 +607,7 @@
         </w:numPr>
       </w:pPr>
       <w:r>
-        <w:t xml:space="preserve">ŠÚKL – Štátny ústav pre kontrolu liečiv; ÚŠKVBL – Ústav štátnej kontroly veterinárnych biopreparátov a liečiv.</w:t>
+        <w:t xml:space="preserve">ŠÚKL – Štátny ústav pre kontrolu liečiv; ÚŠKVBL – Ústav štátnej kontroly veterinárnych biopreparátov a liečiv; MZ SR – Ministerstvo zdravotníctva SR; SOOL – Slovenská organizácia pre overovanie liekov; ÚSKVBL ČR – Ústav pro státní kontrolu veterinárních biopreparátů a léčiv (Česká republika); EÚ databáza veterinárnych liekov – Union Product Database (UPD).</w:t>
       </w:r>
     </w:p>
     <w:p>
@@ -1285,19 +1285,31 @@
         <w:keepNext/>
       </w:pPr>
       <w:r>
-        <w:t xml:space="preserve">5.10 Oznamy ŠÚKL a ÚŠKVBL</w:t>
-      </w:r>
-    </w:p>
-    <w:p>
-      <w:pPr>
-        <w:pStyle w:val="ListParagraph"/>
-        <w:numPr>
-          <w:ilvl w:val="0"/>
-          <w:numId w:val="1"/>
-        </w:numPr>
-      </w:pPr>
-      <w:r>
-        <w:t xml:space="preserve">Aplikácia načítava verejné oznamy ŠÚKL a ÚŠKVBL (stiahnutia liekov z trhu, bezpečnosť, dostupnosť, legislatíva) každé 4 hodiny počas behu aplikácie.</w:t>
+        <w:t xml:space="preserve">5.10 Oznamy úradov</w:t>
+      </w:r>
+    </w:p>
+    <w:p>
+      <w:pPr>
+        <w:pStyle w:val="ListParagraph"/>
+        <w:numPr>
+          <w:ilvl w:val="0"/>
+          <w:numId w:val="1"/>
+        </w:numPr>
+      </w:pPr>
+      <w:r>
+        <w:t xml:space="preserve">Aplikácia načítava verejné oznamy ŠÚKL a ÚŠKVBL (stiahnutia liekov z trhu, bezpečnosť, dostupnosť, legislatíva), MZ SR (zoznam kategorizovaných liekov a dokumenty ku kategorizácii a cenám), SOOL (overovanie liekov) a ÚSKVBL ČR (závady v kvalite, falzifikáty) každé 4 hodiny počas behu aplikácie.</w:t>
+      </w:r>
+    </w:p>
+    <w:p>
+      <w:pPr>
+        <w:pStyle w:val="ListParagraph"/>
+        <w:numPr>
+          <w:ilvl w:val="0"/>
+          <w:numId w:val="1"/>
+        </w:numPr>
+      </w:pPr>
+      <w:r>
+        <w:t xml:space="preserve">Lieky, ktoré spoločnosť sleduje v EÚ databáze veterinárnych liekov (zoznam v Nastaveniach → Profil spoločnosti), aplikácia kontroluje raz denne; zmenu stavu registrácie, krajín registrácie a dostupnosti alebo novú verziu SPC, písomnej informácie či obalu ukáže ako oznam na posúdenie.</w:t>
       </w:r>
     </w:p>
     <w:p>
@@ -1555,7 +1567,7 @@
         </w:numPr>
       </w:pPr>
       <w:r>
-        <w:t xml:space="preserve">Aplikácia sa pripája na internet len na stiahnutie verejných textov predpisov a oznamov ŠÚKL a ÚŠKVBL (a jednorazovo na stiahnutie modelu AI). Každé spojenie je v Nastaveniach → Sieťová aktivita.</w:t>
+        <w:t xml:space="preserve">Aplikácia sa pripája na internet len na stiahnutie verejných textov predpisov, oznamov úradov a stránok sledovaných liekov v EÚ databáze (a jednorazovo na stiahnutie modelu AI). Každé spojenie je v Nastaveniach → Sieťová aktivita.</w:t>
       </w:r>
     </w:p>
     <w:p>

--- a/sop-archiv/docs/validacia/SOP-SA-01 Používanie aplikácie SOP Archív.docx
+++ b/sop-archiv/docs/validacia/SOP-SA-01 Používanie aplikácie SOP Archív.docx
@@ -153,10 +153,7 @@
               <w:pStyle w:val="Small"/>
             </w:pPr>
             <w:r>
-              <w:rPr>
-                <w:highlight w:val="yellow"/>
-              </w:rPr>
-              <w:t xml:space="preserve">[DOPLNIŤ]</w:t>
+              <w:t xml:space="preserve">dňom schválenia</w:t>
             </w:r>
           </w:p>
         </w:tc>
@@ -457,7 +454,7 @@
     </w:p>
     <w:p>
       <w:r>
-        <w:t xml:space="preserve">Postup určuje, ako spoločnosť používa aplikáciu SOP Archív na riadenie dokumentácie systému kvality – štandardných operačných postupov (SOP), štandardných pracovných postupov (ŠPP), organizačných smerníc (OS) a ďalších riadených dokumentov – a na súvisiace činnosti: schvaľovanie, školenia, riadené kópie, revízie, sledovanie legislatívy, posudzovanie oznamov ŠÚKL a ÚŠKVBL a vedenie auditného záznamu.</w:t>
+        <w:t xml:space="preserve">Postup určuje, ako spoločnosť používa aplikáciu SOP Archív na riadenie dokumentácie systému kvality – štandardných operačných postupov (SOP), štandardných pracovných postupov (ŠPP), organizačných smerníc (OS) a ďalších riadených dokumentov – a na súvisiace činnosti: schvaľovanie, školenia, riadené kópie, revízie, sledovanie legislatívy, posudzovanie oznamov úradov a vedenie auditného záznamu.</w:t>
       </w:r>
     </w:p>
     <w:p>
@@ -481,16 +478,7 @@
     </w:p>
     <w:p>
       <w:r>
-        <w:t xml:space="preserve">Platí pre aplikáciu SOP Archív vo verzii 1.x nainštalovanú na počítačoch spoločnosti s archívom v priečinku </w:t>
-      </w:r>
-      <w:r>
-        <w:rPr>
-          <w:highlight w:val="yellow"/>
-        </w:rPr>
-        <w:t xml:space="preserve">[DOPLNIŤ: cesta k priečinku archívu na firemnom sieťovom disku]</w:t>
-      </w:r>
-      <w:r>
-        <w:t xml:space="preserve">.</w:t>
+        <w:t xml:space="preserve">Platí pre aplikáciu SOP Archív vo verzii 1.x nainštalovanú na počítačoch spoločnosti alebo na serveri spravovanom IT (napr. Citrix). Archív je v priečinku na firemnom sieťovom disku; jeho umiestnenie určuje správca spolu s IT a je uvedené v aplikácii (Nastavenia → Archív).</w:t>
       </w:r>
     </w:p>
     <w:p>
@@ -640,37 +628,19 @@
         </w:numPr>
       </w:pPr>
       <w:r>
-        <w:t xml:space="preserve">Správca aplikácie (</w:t>
-      </w:r>
-      <w:r>
-        <w:rPr>
-          <w:highlight w:val="yellow"/>
-        </w:rPr>
-        <w:t xml:space="preserve">[DOPLNIŤ: meno, funkcia]</w:t>
-      </w:r>
-      <w:r>
-        <w:t xml:space="preserve">) – zakladá a ruší používateľov, nastavuje profil spoločnosti a nastavenia, uschováva kód na obnovenie, vyprázdňuje kôš, vytvára čitateľný export pre audit; rola „Správca“.</w:t>
-      </w:r>
-    </w:p>
-    <w:p>
-      <w:pPr>
-        <w:pStyle w:val="ListParagraph"/>
-        <w:numPr>
-          <w:ilvl w:val="0"/>
-          <w:numId w:val="1"/>
-        </w:numPr>
-      </w:pPr>
-      <w:r>
-        <w:t xml:space="preserve">Odborný zástupca / manažér kvality (</w:t>
-      </w:r>
-      <w:r>
-        <w:rPr>
-          <w:highlight w:val="yellow"/>
-        </w:rPr>
-        <w:t xml:space="preserve">[DOPLNIŤ: meno]</w:t>
-      </w:r>
-      <w:r>
-        <w:t xml:space="preserve">) – schvaľuje dokumenty, posudzuje zmeny legislatívy a rozhoduje „neplatí pre nás / platí náš dokument“, posudzuje oznamy o stiahnutí liekov; rola „Správca“ alebo „Editor“.</w:t>
+        <w:t xml:space="preserve">Správca aplikácie – zamestnanec poverený odborným zástupcom (spravidla manažér kvality); správcovia sú najviac dvaja (správca a jeho zástupca) – zakladá a ruší používateľov, nastavuje profil spoločnosti a nastavenia, uschováva kód na obnovenie, vyprázdňuje kôš, vytvára čitateľný export pre audit; rola „Správca“.</w:t>
+      </w:r>
+    </w:p>
+    <w:p>
+      <w:pPr>
+        <w:pStyle w:val="ListParagraph"/>
+        <w:numPr>
+          <w:ilvl w:val="0"/>
+          <w:numId w:val="1"/>
+        </w:numPr>
+      </w:pPr>
+      <w:r>
+        <w:t xml:space="preserve">Odborný zástupca pre veľkodistribúciu (zodpovedná osoba podľa povolenia na veľkodistribúciu) alebo ním poverený manažér kvality – schvaľuje dokumenty, posudzuje zmeny legislatívy a rozhoduje „neplatí pre nás / platí náš dokument“, posudzuje oznamy o stiahnutí liekov; rola „Správca“ alebo „Editor“.</w:t>
       </w:r>
     </w:p>
     <w:p>
@@ -706,16 +676,7 @@
         </w:numPr>
       </w:pPr>
       <w:r>
-        <w:t xml:space="preserve">IT (</w:t>
-      </w:r>
-      <w:r>
-        <w:rPr>
-          <w:highlight w:val="yellow"/>
-        </w:rPr>
-        <w:t xml:space="preserve">[DOPLNIŤ: meno / dodávateľ]</w:t>
-      </w:r>
-      <w:r>
-        <w:t xml:space="preserve">) – zabezpečuje sieťový priečinok archívu, práva na zápis, pravidelné zálohovanie priečinka a obnovu zo zálohy, aktualizácie a ochranu počítačov.</w:t>
+        <w:t xml:space="preserve">IT (interné IT alebo zmluvný dodávateľ IT služieb) – zabezpečuje sieťový priečinok archívu, práva na zápis, pravidelné zálohovanie priečinka a obnovu zo zálohy, inštaláciu aplikácie na počítačoch a serveroch spravovaných IT, aktualizácie a ochranu počítačov.</w:t>
       </w:r>
     </w:p>
     <w:p>
@@ -745,7 +706,7 @@
         </w:numPr>
       </w:pPr>
       <w:r>
-        <w:t xml:space="preserve">Aplikácia sa inštaluje len z inštalačného súboru schváleného správcom. Pred použitím na riadenie dokumentácie sa vykoná validácia podľa validačného plánu (kap. 5.16).</w:t>
+        <w:t xml:space="preserve">Aplikácia sa inštaluje len z inštalačného súboru zverejneného výrobcom aplikácie a schváleného správcom. Na počítačoch a serveroch spravovaných IT (napr. Citrix) ju inštaluje IT. Pred použitím na riadenie dokumentácie sa vykoná validácia podľa validačného plánu (kap. 5.16).</w:t>
       </w:r>
     </w:p>
     <w:p>
@@ -769,16 +730,7 @@
         </w:numPr>
       </w:pPr>
       <w:r>
-        <w:t xml:space="preserve">Pri prvom spustení správca vytvorí svoj profil. Aplikácia zobrazí kód na obnovenie – správca ho vytlačí a uloží na bezpečné miesto (</w:t>
-      </w:r>
-      <w:r>
-        <w:rPr>
-          <w:highlight w:val="yellow"/>
-        </w:rPr>
-        <w:t xml:space="preserve">[DOPLNIŤ: napr. trezor konateľa]</w:t>
-      </w:r>
-      <w:r>
-        <w:t xml:space="preserve">); kód sa nikomu neposiela e-mailom.</w:t>
+        <w:t xml:space="preserve">Pri prvom spustení správca vytvorí svoj profil. Aplikácia zobrazí kód na obnovenie – správca ho vytlačí a uloží v zalepenej a podpísanej obálke v uzamknutom trezore alebo skrini spoločnosti, ku ktorej má prístup len konateľ a odborný zástupca; kód sa nikomu neposiela e-mailom ani neukladá do počítača.</w:t>
       </w:r>
     </w:p>
     <w:p>
@@ -859,16 +811,7 @@
         </w:numPr>
       </w:pPr>
       <w:r>
-        <w:t xml:space="preserve">Po nečinnosti sa používateľ automaticky odhlási (</w:t>
-      </w:r>
-      <w:r>
-        <w:rPr>
-          <w:highlight w:val="yellow"/>
-        </w:rPr>
-        <w:t xml:space="preserve">[DOPLNIŤ: počet minút]</w:t>
-      </w:r>
-      <w:r>
-        <w:t xml:space="preserve">, Nastavenia → Archív). Po piatich nesprávnych pokusoch sa prihlásenie na chvíľu zablokuje.</w:t>
+        <w:t xml:space="preserve">Po 30 minútach nečinnosti sa používateľ automaticky odhlási (Nastavenia → Archív; zmenu nastavenia schvaľuje odborný zástupca). Po piatich nesprávnych pokusoch sa prihlásenie na chvíľu zablokuje.</w:t>
       </w:r>
     </w:p>
     <w:p>
@@ -913,16 +856,7 @@
         </w:numPr>
       </w:pPr>
       <w:r>
-        <w:t xml:space="preserve">Kód dokumentu sa prideľuje podľa číslovania spoločnosti (</w:t>
-      </w:r>
-      <w:r>
-        <w:rPr>
-          <w:highlight w:val="yellow"/>
-        </w:rPr>
-        <w:t xml:space="preserve">[DOPLNIŤ: odkaz na postup číslovania]</w:t>
-      </w:r>
-      <w:r>
-        <w:t xml:space="preserve">).</w:t>
+        <w:t xml:space="preserve">Kód dokumentu sa prideľuje podľa číslovania spoločnosti (typ dokumentu, oblasť a poradové číslo); pri novom dokumente aplikácia navrhne ďalší voľný kód.</w:t>
       </w:r>
     </w:p>
     <w:p>
@@ -991,16 +925,7 @@
         </w:numPr>
       </w:pPr>
       <w:r>
-        <w:t xml:space="preserve">Text navrhnutý AI je vždy iba návrh. Autor ho musí overiť vecne aj jazykovo, doplniť všetky miesta označené </w:t>
-      </w:r>
-      <w:r>
-        <w:rPr>
-          <w:highlight w:val="yellow"/>
-        </w:rPr>
-        <w:t xml:space="preserve">[DOPLNIŤ]</w:t>
-      </w:r>
-      <w:r>
-        <w:t xml:space="preserve"> a overiť citované ustanovenia v plnom znení predpisu. Za obsah zodpovedá autor a schvaľovateľ.</w:t>
+        <w:t xml:space="preserve">Text navrhnutý AI je vždy iba návrh. Autor ho musí overiť vecne aj jazykovo, doplniť všetky miesta, ktoré návrh označí na doplnenie (žlto zvýraznená značka „DOPLNIŤ“), a overiť citované ustanovenia v plnom znení predpisu. Dokument s neodstránenou značkou sa neschvaľuje. Za obsah zodpovedá autor a schvaľovateľ.</w:t>
       </w:r>
     </w:p>
     <w:p>
@@ -1069,16 +994,7 @@
         </w:numPr>
       </w:pPr>
       <w:r>
-        <w:t xml:space="preserve">Dokumenty schválené pred zavedením aplikácie na papieri sa evidujú s menom schvaľovateľa; originál s podpismi sa uchováva podľa </w:t>
-      </w:r>
-      <w:r>
-        <w:rPr>
-          <w:highlight w:val="yellow"/>
-        </w:rPr>
-        <w:t xml:space="preserve">[DOPLNIŤ: miesto uloženia]</w:t>
-      </w:r>
-      <w:r>
-        <w:t xml:space="preserve">.</w:t>
+        <w:t xml:space="preserve">Dokumenty schválené pred zavedením aplikácie na papieri sa evidujú s menom schvaľovateľa; originál s podpismi sa uchováva v uzamknutej skrini oddelenia kvality; za jeho uloženie zodpovedá odborný zástupca. Aplikácia obsahuje naskenovanú alebo elektronickú kópiu.</w:t>
       </w:r>
     </w:p>
     <w:p>
@@ -1201,16 +1117,7 @@
         </w:numPr>
       </w:pPr>
       <w:r>
-        <w:t xml:space="preserve">Každý platný dokument má termín revízie (predvolene </w:t>
-      </w:r>
-      <w:r>
-        <w:rPr>
-          <w:highlight w:val="yellow"/>
-        </w:rPr>
-        <w:t xml:space="preserve">[DOPLNIŤ: napr. 24]</w:t>
-      </w:r>
-      <w:r>
-        <w:t xml:space="preserve"> mesiacov). Aplikácia upozorňuje na blížiace sa termíny a termíny po lehote.</w:t>
+        <w:t xml:space="preserve">Každý platný dokument má termín revízie podľa typu dokumentu (SOP, ŠPP, OS: každých 24 mesiacov; ostatné typy podľa nastavenia; Nastavenia → Archív → Typy dokumentov). Aplikácia upozorňuje na blížiace sa termíny a termíny po lehote.</w:t>
       </w:r>
     </w:p>
     <w:p>
@@ -1243,16 +1150,7 @@
         </w:numPr>
       </w:pPr>
       <w:r>
-        <w:t xml:space="preserve">Aplikácia sleduje predpisy z registra (Slov-Lex, EUR-Lex) </w:t>
-      </w:r>
-      <w:r>
-        <w:rPr>
-          <w:highlight w:val="yellow"/>
-        </w:rPr>
-        <w:t xml:space="preserve">[DOPLNIŤ: denne / týždenne]</w:t>
-      </w:r>
-      <w:r>
-        <w:t xml:space="preserve"> a pri novom alebo pripravovanom znení ukáže zmenené ustanovenia a dokumenty, ktoré ich citujú.</w:t>
+        <w:t xml:space="preserve">Aplikácia sleduje predpisy z registra (Slov-Lex, EUR-Lex) automaticky raz týždenne (Nastavenia → Archív; automatická kontrola sa nevypína) a pri novom alebo pripravovanom znení ukáže zmenené ustanovenia a dokumenty, ktoré ich citujú.</w:t>
       </w:r>
     </w:p>
     <w:p>
@@ -1321,37 +1219,19 @@
         </w:numPr>
       </w:pPr>
       <w:r>
-        <w:t xml:space="preserve">Oznam o stiahnutí, ktorý sa týka spoločnosti, posúdi poverená osoba do </w:t>
-      </w:r>
-      <w:r>
-        <w:rPr>
-          <w:highlight w:val="yellow"/>
-        </w:rPr>
-        <w:t xml:space="preserve">[DOPLNIŤ: lehota, napr. 24 hodín]</w:t>
-      </w:r>
-      <w:r>
-        <w:t xml:space="preserve"> a zaznamená výsledok: netýka sa nás / opatrenia vykonané (s popisom) / na vedomie.</w:t>
-      </w:r>
-    </w:p>
-    <w:p>
-      <w:pPr>
-        <w:pStyle w:val="ListParagraph"/>
-        <w:numPr>
-          <w:ilvl w:val="0"/>
-          <w:numId w:val="1"/>
-        </w:numPr>
-      </w:pPr>
-      <w:r>
-        <w:t xml:space="preserve">Pri stiahnutí výrobku, ktorý spoločnosť distribuovala, sa postupuje podľa </w:t>
-      </w:r>
-      <w:r>
-        <w:rPr>
-          <w:highlight w:val="yellow"/>
-        </w:rPr>
-        <w:t xml:space="preserve">[DOPLNIŤ: kód a názov SOP pre stiahnutie z trhu]</w:t>
-      </w:r>
-      <w:r>
-        <w:t xml:space="preserve">.</w:t>
+        <w:t xml:space="preserve">Oznam o stiahnutí, ktorý sa týka spoločnosti, posúdi odborný zástupca alebo ním poverená osoba bezodkladne, najneskôr do 24 hodín od jeho zobrazenia (v pracovný deň), a zaznamená výsledok: netýka sa nás / opatrenia vykonané (s popisom) / na vedomie.</w:t>
+      </w:r>
+    </w:p>
+    <w:p>
+      <w:pPr>
+        <w:pStyle w:val="ListParagraph"/>
+        <w:numPr>
+          <w:ilvl w:val="0"/>
+          <w:numId w:val="1"/>
+        </w:numPr>
+      </w:pPr>
+      <w:r>
+        <w:t xml:space="preserve">Pri stiahnutí výrobku, ktorý spoločnosť distribuovala, sa postupuje podľa platného postupu spoločnosti pre stiahnutie liekov z trhu; aplikácia ho ponúkne priamo pri ozname.</w:t>
       </w:r>
     </w:p>
     <w:p>
@@ -1429,16 +1309,7 @@
         </w:numPr>
       </w:pPr>
       <w:r>
-        <w:t xml:space="preserve">Aplikácia overuje úplnosť záznamu; ak zobrazí narušenie, správca to bezodkladne oznámi </w:t>
-      </w:r>
-      <w:r>
-        <w:rPr>
-          <w:highlight w:val="yellow"/>
-        </w:rPr>
-        <w:t xml:space="preserve">[DOPLNIŤ: komu]</w:t>
-      </w:r>
-      <w:r>
-        <w:t xml:space="preserve"> a priečinok archívu sa uchová bez zmien.</w:t>
+        <w:t xml:space="preserve">Aplikácia overuje úplnosť záznamu; ak zobrazí narušenie, správca to bezodkladne oznámi odbornému zástupcovi a IT, priečinok archívu sa uchová bez zmien a udalosť sa vyšetrí ako odchýlka.</w:t>
       </w:r>
     </w:p>
     <w:p>
@@ -1471,25 +1342,7 @@
         </w:numPr>
       </w:pPr>
       <w:r>
-        <w:t xml:space="preserve">Priečinok archívu zálohuje IT podľa </w:t>
-      </w:r>
-      <w:r>
-        <w:rPr>
-          <w:highlight w:val="yellow"/>
-        </w:rPr>
-        <w:t xml:space="preserve">[DOPLNIŤ: smernica / postup zálohovania IT]</w:t>
-      </w:r>
-      <w:r>
-        <w:t xml:space="preserve">, najmenej </w:t>
-      </w:r>
-      <w:r>
-        <w:rPr>
-          <w:highlight w:val="yellow"/>
-        </w:rPr>
-        <w:t xml:space="preserve">[DOPLNIŤ: denne]</w:t>
-      </w:r>
-      <w:r>
-        <w:t xml:space="preserve">, na samostatné a bezpečné miesto. Záloha zostáva zašifrovaná a uchováva sa podľa vnútroštátnych predpisov, najmenej však päť rokov (Usmernenia SDP, kap. 3.3.1).</w:t>
+        <w:t xml:space="preserve">Priečinok archívu zálohuje IT podľa pravidiel zálohovania spoločnosti, najmenej raz denne, na samostatné a bezpečné miesto mimo počítačov používateľov. Záloha zostáva zašifrovaná a uchováva sa podľa vnútroštátnych predpisov, najmenej však päť rokov (Usmernenia SDP, kap. 3.3.1).</w:t>
       </w:r>
     </w:p>
     <w:p>
@@ -1579,16 +1432,7 @@
         </w:numPr>
       </w:pPr>
       <w:r>
-        <w:t xml:space="preserve">Záznamy o školeniach obsahujú osobné údaje zamestnancov; spracúvajú sa podľa </w:t>
-      </w:r>
-      <w:r>
-        <w:rPr>
-          <w:highlight w:val="yellow"/>
-        </w:rPr>
-        <w:t xml:space="preserve">[DOPLNIŤ: interný predpis o ochrane osobných údajov]</w:t>
-      </w:r>
-      <w:r>
-        <w:t xml:space="preserve">.</w:t>
+        <w:t xml:space="preserve">Záznamy o školeniach obsahujú osobné údaje zamestnancov; spracúvajú sa podľa nariadenia (EÚ) 2016/679 (GDPR), len v rozsahu potrebnom na preukázanie zaškolenia.</w:t>
       </w:r>
     </w:p>
     <w:p>
@@ -1633,16 +1477,7 @@
         </w:numPr>
       </w:pPr>
       <w:r>
-        <w:t xml:space="preserve">Novú verziu inštaluje správca v aplikácii (Nastavenia → O aplikácii → Skontrolovať aktualizácie → Stiahnuť a nainštalovať) až po prečítaní časti „Čo je nové“ a posúdení zmeny. Aplikácia pred inštaláciou overí odtlačok (SHA-256) stiahnutého súboru; inštalácia a zmena verzie sa zapíšu do auditného záznamu. Ak archív používa viac počítačov, aktualizujú sa všetky </w:t>
-      </w:r>
-      <w:r>
-        <w:rPr>
-          <w:highlight w:val="yellow"/>
-        </w:rPr>
-        <w:t xml:space="preserve">[DOPLNIŤ: v ten istý deň]</w:t>
-      </w:r>
-      <w:r>
-        <w:t xml:space="preserve">.</w:t>
+        <w:t xml:space="preserve">Novú verziu inštaluje správca v aplikácii (Nastavenia → O aplikácii → Skontrolovať aktualizácie → Stiahnuť a nainštalovať) až po prečítaní časti „Čo je nové“ a posúdení zmeny. Aplikácia pred inštaláciou overí odtlačok (SHA-256) stiahnutého súboru; inštalácia a zmena verzie sa zapíšu do auditného záznamu. Ak archív používa viac počítačov, aktualizujú sa všetky v ten istý pracovný deň; na počítačoch a serveroch spravovaných IT (napr. Citrix) inštaluje novú verziu IT.</w:t>
       </w:r>
     </w:p>
     <w:p>
@@ -1663,16 +1498,7 @@
         </w:numPr>
       </w:pPr>
       <w:r>
-        <w:t xml:space="preserve">Ak aplikácia alebo archív nie sú dostupné, pracuje sa podľa vydaných riadených kópií. Nedostupnosť dlhšia ako </w:t>
-      </w:r>
-      <w:r>
-        <w:rPr>
-          <w:highlight w:val="yellow"/>
-        </w:rPr>
-        <w:t xml:space="preserve">[DOPLNIŤ: napr. 1 pracovný deň]</w:t>
-      </w:r>
-      <w:r>
-        <w:t xml:space="preserve"> sa zaznamená ako odchýlka a oznámi správcovi a IT.</w:t>
+        <w:t xml:space="preserve">Ak aplikácia alebo archív nie sú dostupné, pracuje sa podľa vydaných riadených kópií. Nedostupnosť dlhšia ako 1 pracovný deň sa zaznamená ako odchýlka a oznámi správcovi, odbornému zástupcovi a IT.</w:t>
       </w:r>
     </w:p>
     <w:p>
@@ -1705,37 +1531,19 @@
         </w:numPr>
       </w:pPr>
       <w:r>
-        <w:t xml:space="preserve">Doba uchovávania: najmenej podľa národných predpisov a najmenej 5 rokov (</w:t>
-      </w:r>
-      <w:r>
-        <w:rPr>
-          <w:highlight w:val="yellow"/>
-        </w:rPr>
-        <w:t xml:space="preserve">[DOPLNIŤ: doba podľa interných pravidiel]</w:t>
-      </w:r>
-      <w:r>
-        <w:t xml:space="preserve">).</w:t>
-      </w:r>
-    </w:p>
-    <w:p>
-      <w:pPr>
-        <w:pStyle w:val="ListParagraph"/>
-        <w:numPr>
-          <w:ilvl w:val="0"/>
-          <w:numId w:val="1"/>
-        </w:numPr>
-      </w:pPr>
-      <w:r>
-        <w:t xml:space="preserve">Správy a exporty pre inšpekciu – uchovávajú sa podľa </w:t>
-      </w:r>
-      <w:r>
-        <w:rPr>
-          <w:highlight w:val="yellow"/>
-        </w:rPr>
-        <w:t xml:space="preserve">[DOPLNIŤ]</w:t>
-      </w:r>
-      <w:r>
-        <w:t xml:space="preserve">.</w:t>
+        <w:t xml:space="preserve">Doba uchovávania: najmenej 5 rokov od nahradenia alebo zrušenia dokumentu, resp. od vytvorenia záznamu, ak osobitný predpis neustanovuje dlhšiu dobu (Usmernenia SDP, kap. 4.1). Záznamy sa z aplikácie nemažú.</w:t>
+      </w:r>
+    </w:p>
+    <w:p>
+      <w:pPr>
+        <w:pStyle w:val="ListParagraph"/>
+        <w:numPr>
+          <w:ilvl w:val="0"/>
+          <w:numId w:val="1"/>
+        </w:numPr>
+      </w:pPr>
+      <w:r>
+        <w:t xml:space="preserve">Správy pre inšpekciu (PDF, Excel) – uchovávajú sa najmenej 5 rokov u odborného zástupcu. Čitateľný export archívu sa po použití zmaže (kap. 5.12).</w:t>
       </w:r>
     </w:p>
     <w:p>
@@ -1828,13 +1636,55 @@
         </w:numPr>
       </w:pPr>
       <w:r>
-        <w:rPr>
-          <w:highlight w:val="yellow"/>
-        </w:rPr>
-        <w:t xml:space="preserve">[DOPLNIŤ: SOP pre stiahnutie z trhu, SOP pre riadenie dokumentácie, SOP pre školenia, smernica IT]</w:t>
-      </w:r>
-      <w:r>
-        <w:t xml:space="preserve">.</w:t>
+        <w:t xml:space="preserve">Postup spoločnosti pre stiahnutie liekov z trhu.</w:t>
+      </w:r>
+    </w:p>
+    <w:p>
+      <w:pPr>
+        <w:pStyle w:val="ListParagraph"/>
+        <w:numPr>
+          <w:ilvl w:val="0"/>
+          <w:numId w:val="1"/>
+        </w:numPr>
+      </w:pPr>
+      <w:r>
+        <w:t xml:space="preserve">Postup spoločnosti pre riadenie dokumentácie.</w:t>
+      </w:r>
+    </w:p>
+    <w:p>
+      <w:pPr>
+        <w:pStyle w:val="ListParagraph"/>
+        <w:numPr>
+          <w:ilvl w:val="0"/>
+          <w:numId w:val="1"/>
+        </w:numPr>
+      </w:pPr>
+      <w:r>
+        <w:t xml:space="preserve">Postup spoločnosti pre školenia zamestnancov.</w:t>
+      </w:r>
+    </w:p>
+    <w:p>
+      <w:pPr>
+        <w:pStyle w:val="ListParagraph"/>
+        <w:numPr>
+          <w:ilvl w:val="0"/>
+          <w:numId w:val="1"/>
+        </w:numPr>
+      </w:pPr>
+      <w:r>
+        <w:t xml:space="preserve">Pravidlá spoločnosti pre informačné technológie a zálohovanie.</w:t>
+      </w:r>
+    </w:p>
+    <w:p>
+      <w:pPr>
+        <w:pStyle w:val="ListParagraph"/>
+        <w:numPr>
+          <w:ilvl w:val="0"/>
+          <w:numId w:val="1"/>
+        </w:numPr>
+      </w:pPr>
+      <w:r>
+        <w:t xml:space="preserve">Pravidlá spoločnosti na ochranu osobných údajov.</w:t>
       </w:r>
     </w:p>
     <w:p>
@@ -1916,6 +1766,18 @@
       </w:pPr>
       <w:r>
         <w:t xml:space="preserve">Pri dokumentoch je určené, kto ich musí poznať.</w:t>
+      </w:r>
+    </w:p>
+    <w:p>
+      <w:pPr>
+        <w:pStyle w:val="ListParagraph"/>
+        <w:numPr>
+          <w:ilvl w:val="0"/>
+          <w:numId w:val="1"/>
+        </w:numPr>
+      </w:pPr>
+      <w:r>
+        <w:t xml:space="preserve">Automatická kontrola legislatívy a oznamov úradov je zapnutá.</w:t>
       </w:r>
     </w:p>
     <w:p>

--- a/sop-archiv/docs/validacia/SOP-SA-01 Používanie aplikácie SOP Archív.docx
+++ b/sop-archiv/docs/validacia/SOP-SA-01 Používanie aplikácie SOP Archív.docx
@@ -994,6 +994,18 @@
         </w:numPr>
       </w:pPr>
       <w:r>
+        <w:t xml:space="preserve">Osoba, ktorá nepracuje v aplikácii, podpisuje vlastnoručne na podpisovom hárku (dokument → Schválenie a kópie → Podpisy → Podpisový hárok). Editor podpísaný hárok zaznamená v aplikácii („Zaznamenať podpísaný hárok“, so skenom); originál sa uchová v uzamknutej skrini oddelenia kvality.</w:t>
+      </w:r>
+    </w:p>
+    <w:p>
+      <w:pPr>
+        <w:pStyle w:val="ListParagraph"/>
+        <w:numPr>
+          <w:ilvl w:val="0"/>
+          <w:numId w:val="1"/>
+        </w:numPr>
+      </w:pPr>
+      <w:r>
         <w:t xml:space="preserve">Dokumenty schválené pred zavedením aplikácie na papieri sa evidujú s menom schvaľovateľa; originál s podpismi sa uchováva v uzamknutej skrini oddelenia kvality; za jeho uloženie zodpovedá odborný zástupca. Aplikácia obsahuje naskenovanú alebo elektronickú kópiu.</w:t>
       </w:r>
     </w:p>
@@ -1028,6 +1040,18 @@
       </w:pPr>
       <w:r>
         <w:t xml:space="preserve">Školenie sa zaznamená v aplikácii (dátum, spôsob, školiteľ). Pri čítaní dokumentu zamestnanec potvrdí „prečítal som a rozumiem“ vlastným heslom.</w:t>
+      </w:r>
+    </w:p>
+    <w:p>
+      <w:pPr>
+        <w:pStyle w:val="ListParagraph"/>
+        <w:numPr>
+          <w:ilvl w:val="0"/>
+          <w:numId w:val="1"/>
+        </w:numPr>
+      </w:pPr>
+      <w:r>
+        <w:t xml:space="preserve">Zamestnanci bez prístupu do aplikácie potvrdzujú oboznámenie vlastnoručným podpisom na podpisovom hárku; hárok sa vytlačí s ich menami (alebo sa pripojí na koniec riadenej kópie) a po podpise ho editor zaznamená v aplikácii aj so skenom. Tým sa zamestnancom zapíše oboznámenie s platnou verziou.</w:t>
       </w:r>
     </w:p>
     <w:p>

--- a/sop-archiv/docs/validacia/SOP-SA-01 Používanie aplikácie SOP Archív.docx
+++ b/sop-archiv/docs/validacia/SOP-SA-01 Používanie aplikácie SOP Archív.docx
@@ -958,19 +958,31 @@
         </w:numPr>
       </w:pPr>
       <w:r>
-        <w:t xml:space="preserve">Novú verziu editor odošle na schválenie určeným osobám v poradí (preskúmanie, schválenie).</w:t>
-      </w:r>
-    </w:p>
-    <w:p>
-      <w:pPr>
-        <w:pStyle w:val="ListParagraph"/>
-        <w:numPr>
-          <w:ilvl w:val="0"/>
-          <w:numId w:val="1"/>
-        </w:numPr>
-      </w:pPr>
-      <w:r>
-        <w:t xml:space="preserve">Každý podpisuje vlastným heslom. Zamietnutie musí obsahovať dôvod.</w:t>
+        <w:t xml:space="preserve">Novú verziu editor odošle na schválenie určeným osobám v poradí (preskúmanie, schválenie). Pri každej osobe určí, či podpisuje v aplikácii, alebo vlastnoručne na podpisovom hárku.</w:t>
+      </w:r>
+    </w:p>
+    <w:p>
+      <w:pPr>
+        <w:pStyle w:val="ListParagraph"/>
+        <w:numPr>
+          <w:ilvl w:val="0"/>
+          <w:numId w:val="1"/>
+        </w:numPr>
+      </w:pPr>
+      <w:r>
+        <w:t xml:space="preserve">V aplikácii každý podpisuje vlastným heslom. Zamietnutie musí obsahovať dôvod.</w:t>
+      </w:r>
+    </w:p>
+    <w:p>
+      <w:pPr>
+        <w:pStyle w:val="ListParagraph"/>
+        <w:numPr>
+          <w:ilvl w:val="0"/>
+          <w:numId w:val="1"/>
+        </w:numPr>
+      </w:pPr>
+      <w:r>
+        <w:t xml:space="preserve">Vlastnoručný podpis sa do schválenia zapíše zaznamenaním podpísaného hárku (s dátumom podpisu a skenom); poradie podpisov platí aj pre vlastnoručné podpisy.</w:t>
       </w:r>
     </w:p>
     <w:p>
@@ -994,7 +1006,7 @@
         </w:numPr>
       </w:pPr>
       <w:r>
-        <w:t xml:space="preserve">Osoba, ktorá nepracuje v aplikácii, podpisuje vlastnoručne na podpisovom hárku (dokument → Schválenie a kópie → Podpisy → Podpisový hárok). Editor podpísaný hárok zaznamená v aplikácii („Zaznamenať podpísaný hárok“, so skenom); originál sa uchová v uzamknutej skrini oddelenia kvality.</w:t>
+        <w:t xml:space="preserve">Osoba, ktorá nepracuje v aplikácii alebo bola určená na vlastnoručný podpis, podpisuje na podpisovom hárku (dokument → Schválenie a kópie → Podpisy → Podpisový hárok), kde je vopred vypísaná menom. Editor podpísaný hárok zaznamená v aplikácii („Zaznamenať podpísaný hárok“, so skenom); originál sa uchová v uzamknutej skrini oddelenia kvality.</w:t>
       </w:r>
     </w:p>
     <w:p>
@@ -1051,7 +1063,19 @@
         </w:numPr>
       </w:pPr>
       <w:r>
-        <w:t xml:space="preserve">Zamestnanci bez prístupu do aplikácie potvrdzujú oboznámenie vlastnoručným podpisom na podpisovom hárku; hárok sa vytlačí s ich menami (alebo sa pripojí na koniec riadenej kópie) a po podpise ho editor zaznamená v aplikácii aj so skenom. Tým sa zamestnancom zapíše oboznámenie s platnou verziou.</w:t>
+        <w:t xml:space="preserve">Pri každom dokumente editor určí, ktorí zamestnanci potvrdzujú oboznámenie v aplikácii a ktorí vlastnoručne (Podpisy → Spôsob podpisu zamestnancov); zamestnanci bez prístupu do aplikácie podpisujú vždy vlastnoručne.</w:t>
+      </w:r>
+    </w:p>
+    <w:p>
+      <w:pPr>
+        <w:pStyle w:val="ListParagraph"/>
+        <w:numPr>
+          <w:ilvl w:val="0"/>
+          <w:numId w:val="1"/>
+        </w:numPr>
+      </w:pPr>
+      <w:r>
+        <w:t xml:space="preserve">Zamestnanci, ktorí podpisujú vlastnoručne, potvrdzujú oboznámenie na podpisovom hárku; hárok sa vytlačí s ich menami (alebo sa pripojí na koniec riadenej kópie) a po podpise ho editor zaznamená v aplikácii aj so skenom. Tým sa zamestnancom zapíše oboznámenie s platnou verziou.</w:t>
       </w:r>
     </w:p>
     <w:p>
